--- a/Claude Code - Maximilian Schwarzmuller/Claude Code Course.docx
+++ b/Claude Code - Maximilian Schwarzmuller/Claude Code Course.docx
@@ -583,7 +583,7 @@
                       <a:picLocks noChangeAspect="1"/>
                       <a:extLst>
                         <a:ext uri="sm">
-                          <sm:smNativeData xmlns:sm="sm" val="SMDATA_16_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"/>
+                          <sm:smNativeData xmlns:sm="sm" val="SMDATA_16_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"/>
                         </a:ext>
                       </a:extLst>
                     </pic:cNvPicPr>
@@ -2064,7 +2064,7 @@
                       <a:picLocks noChangeAspect="1"/>
                       <a:extLst>
                         <a:ext uri="sm">
-                          <sm:smNativeData xmlns:sm="sm" val="SMDATA_16_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"/>
+                          <sm:smNativeData xmlns:sm="sm" val="SMDATA_16_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"/>
                         </a:ext>
                       </a:extLst>
                     </pic:cNvPicPr>
@@ -2908,7 +2908,7 @@
                       <a:picLocks noChangeAspect="1"/>
                       <a:extLst>
                         <a:ext uri="sm">
-                          <sm:smNativeData xmlns:sm="sm" val="SMDATA_16_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"/>
+                          <sm:smNativeData xmlns:sm="sm" val="SMDATA_16_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"/>
                         </a:ext>
                       </a:extLst>
                     </pic:cNvPicPr>
@@ -3037,7 +3037,7 @@
                       <a:picLocks noChangeAspect="1"/>
                       <a:extLst>
                         <a:ext uri="sm">
-                          <sm:smNativeData xmlns:sm="sm" val="SMDATA_16_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"/>
+                          <sm:smNativeData xmlns:sm="sm" val="SMDATA_16_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"/>
                         </a:ext>
                       </a:extLst>
                     </pic:cNvPicPr>
@@ -3418,7 +3418,7 @@
                       <a:picLocks noChangeAspect="1"/>
                       <a:extLst>
                         <a:ext uri="sm">
-                          <sm:smNativeData xmlns:sm="sm" val="SMDATA_16_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"/>
+                          <sm:smNativeData xmlns:sm="sm" val="SMDATA_16_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"/>
                         </a:ext>
                       </a:extLst>
                     </pic:cNvPicPr>
@@ -3872,7 +3872,7 @@
                       <a:picLocks noChangeAspect="1"/>
                       <a:extLst>
                         <a:ext uri="sm">
-                          <sm:smNativeData xmlns:sm="sm" val="SMDATA_16_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"/>
+                          <sm:smNativeData xmlns:sm="sm" val="SMDATA_16_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"/>
                         </a:ext>
                       </a:extLst>
                     </pic:cNvPicPr>
@@ -4128,7 +4128,7 @@
                       <a:picLocks noChangeAspect="1"/>
                       <a:extLst>
                         <a:ext uri="sm">
-                          <sm:smNativeData xmlns:sm="sm" val="SMDATA_16_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"/>
+                          <sm:smNativeData xmlns:sm="sm" val="SMDATA_16_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"/>
                         </a:ext>
                       </a:extLst>
                     </pic:cNvPicPr>
@@ -4262,7 +4262,7 @@
                       <a:picLocks noChangeAspect="1"/>
                       <a:extLst>
                         <a:ext uri="sm">
-                          <sm:smNativeData xmlns:sm="sm" val="SMDATA_16_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"/>
+                          <sm:smNativeData xmlns:sm="sm" val="SMDATA_16_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"/>
                         </a:ext>
                       </a:extLst>
                     </pic:cNvPicPr>
@@ -4324,7 +4324,7 @@
                       <a:picLocks noChangeAspect="1"/>
                       <a:extLst>
                         <a:ext uri="sm">
-                          <sm:smNativeData xmlns:sm="sm" val="SMDATA_16_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"/>
+                          <sm:smNativeData xmlns:sm="sm" val="SMDATA_16_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"/>
                         </a:ext>
                       </a:extLst>
                     </pic:cNvPicPr>
@@ -4650,7 +4650,7 @@
                       <a:picLocks noChangeAspect="1"/>
                       <a:extLst>
                         <a:ext uri="sm">
-                          <sm:smNativeData xmlns:sm="sm" val="SMDATA_16_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"/>
+                          <sm:smNativeData xmlns:sm="sm" val="SMDATA_16_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"/>
                         </a:ext>
                       </a:extLst>
                     </pic:cNvPicPr>
@@ -4812,7 +4812,7 @@
                       <a:picLocks noChangeAspect="1"/>
                       <a:extLst>
                         <a:ext uri="sm">
-                          <sm:smNativeData xmlns:sm="sm" val="SMDATA_16_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"/>
+                          <sm:smNativeData xmlns:sm="sm" val="SMDATA_16_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"/>
                         </a:ext>
                       </a:extLst>
                     </pic:cNvPicPr>
@@ -4877,7 +4877,7 @@
                       <a:picLocks noChangeAspect="1"/>
                       <a:extLst>
                         <a:ext uri="sm">
-                          <sm:smNativeData xmlns:sm="sm" val="SMDATA_16_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"/>
+                          <sm:smNativeData xmlns:sm="sm" val="SMDATA_16_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"/>
                         </a:ext>
                       </a:extLst>
                     </pic:cNvPicPr>
@@ -5070,7 +5070,7 @@
                       <a:picLocks noChangeAspect="1"/>
                       <a:extLst>
                         <a:ext uri="sm">
-                          <sm:smNativeData xmlns:sm="sm" val="SMDATA_16_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"/>
+                          <sm:smNativeData xmlns:sm="sm" val="SMDATA_16_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"/>
                         </a:ext>
                       </a:extLst>
                     </pic:cNvPicPr>
@@ -5162,7 +5162,7 @@
                       <a:picLocks noChangeAspect="1"/>
                       <a:extLst>
                         <a:ext uri="sm">
-                          <sm:smNativeData xmlns:sm="sm" val="SMDATA_16_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"/>
+                          <sm:smNativeData xmlns:sm="sm" val="SMDATA_16_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"/>
                         </a:ext>
                       </a:extLst>
                     </pic:cNvPicPr>
@@ -5385,7 +5385,7 @@
                       <a:picLocks noChangeAspect="1"/>
                       <a:extLst>
                         <a:ext uri="sm">
-                          <sm:smNativeData xmlns:sm="sm" val="SMDATA_16_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"/>
+                          <sm:smNativeData xmlns:sm="sm" val="SMDATA_16_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"/>
                         </a:ext>
                       </a:extLst>
                     </pic:cNvPicPr>
@@ -5552,7 +5552,7 @@
                       <a:picLocks noChangeAspect="1"/>
                       <a:extLst>
                         <a:ext uri="sm">
-                          <sm:smNativeData xmlns:sm="sm" val="SMDATA_16_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"/>
+                          <sm:smNativeData xmlns:sm="sm" val="SMDATA_16_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"/>
                         </a:ext>
                       </a:extLst>
                     </pic:cNvPicPr>
@@ -5652,7 +5652,7 @@
                       <a:picLocks noChangeAspect="1"/>
                       <a:extLst>
                         <a:ext uri="sm">
-                          <sm:smNativeData xmlns:sm="sm" val="SMDATA_16_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"/>
+                          <sm:smNativeData xmlns:sm="sm" val="SMDATA_16_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"/>
                         </a:ext>
                       </a:extLst>
                     </pic:cNvPicPr>
@@ -5763,7 +5763,7 @@
                       <a:picLocks noChangeAspect="1"/>
                       <a:extLst>
                         <a:ext uri="sm">
-                          <sm:smNativeData xmlns:sm="sm" val="SMDATA_16_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"/>
+                          <sm:smNativeData xmlns:sm="sm" val="SMDATA_16_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"/>
                         </a:ext>
                       </a:extLst>
                     </pic:cNvPicPr>
@@ -5826,6 +5826,12 @@
         </w:rPr>
         <w:t>“ralph loop”</w:t>
       </w:r>
+      <w:r>
+        <w:rPr>
+          <w:b/>
+          <w:bCs/>
+        </w:rPr>
+      </w:r>
     </w:p>
     <w:p>
       <w:r>
@@ -5873,7 +5879,7 @@
                       <a:picLocks noChangeAspect="1"/>
                       <a:extLst>
                         <a:ext uri="sm">
-                          <sm:smNativeData xmlns:sm="sm" val="SMDATA_16_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"/>
+                          <sm:smNativeData xmlns:sm="sm" val="SMDATA_16_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"/>
                         </a:ext>
                       </a:extLst>
                     </pic:cNvPicPr>
@@ -5988,7 +5994,7 @@
                       <a:picLocks noChangeAspect="1"/>
                       <a:extLst>
                         <a:ext uri="sm">
-                          <sm:smNativeData xmlns:sm="sm" val="SMDATA_16_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"/>
+                          <sm:smNativeData xmlns:sm="sm" val="SMDATA_16_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"/>
                         </a:ext>
                       </a:extLst>
                     </pic:cNvPicPr>
@@ -6045,7 +6051,7 @@
                       <a:picLocks noChangeAspect="1"/>
                       <a:extLst>
                         <a:ext uri="sm">
-                          <sm:smNativeData xmlns:sm="sm" val="SMDATA_16_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"/>
+                          <sm:smNativeData xmlns:sm="sm" val="SMDATA_16_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"/>
                         </a:ext>
                       </a:extLst>
                     </pic:cNvPicPr>
@@ -6205,14 +6211,21 @@
         </w:rPr>
         <w:t>&gt;: claude --remote “[prompt]”</w:t>
       </w:r>
-    </w:p>
-    <w:p>
-      <w:pPr>
-        <w:rPr>
-          <w:b/>
-          <w:bCs/>
-        </w:rPr>
-      </w:pPr>
+      <w:r>
+        <w:rPr>
+          <w:b/>
+          <w:bCs/>
+        </w:rPr>
+      </w:r>
+    </w:p>
+    <w:p>
+      <w:pPr>
+        <w:rPr>
+          <w:b/>
+          <w:bCs/>
+        </w:rPr>
+      </w:pPr>
+      <w:r/>
       <w:r>
         <w:rPr>
           <w:noProof/>
@@ -6234,7 +6247,7 @@
                       <a:picLocks noChangeAspect="1"/>
                       <a:extLst>
                         <a:ext uri="sm">
-                          <sm:smNativeData xmlns:sm="sm" val="SMDATA_16_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"/>
+                          <sm:smNativeData xmlns:sm="sm" val="SMDATA_16_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"/>
                         </a:ext>
                       </a:extLst>
                     </pic:cNvPicPr>
@@ -6264,6 +6277,7 @@
           </wp:inline>
         </w:drawing>
       </w:r>
+      <w:r/>
       <w:r>
         <w:rPr>
           <w:b/>
@@ -6334,6 +6348,12 @@
           <w:bCs/>
         </w:rPr>
         <w:t xml:space="preserve">&amp; implement the plan. </w:t>
+      </w:r>
+      <w:r>
+        <w:rPr>
+          <w:b/>
+          <w:bCs/>
+        </w:rPr>
       </w:r>
     </w:p>
     <w:p>
@@ -6363,7 +6383,7 @@
                       <a:picLocks noChangeAspect="1"/>
                       <a:extLst>
                         <a:ext uri="sm">
-                          <sm:smNativeData xmlns:sm="sm" val="SMDATA_16_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"/>
+                          <sm:smNativeData xmlns:sm="sm" val="SMDATA_16_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"/>
                         </a:ext>
                       </a:extLst>
                     </pic:cNvPicPr>
@@ -6417,6 +6437,12 @@
         </w:rPr>
         <w:t>claude --remote -c “Implement the plan”</w:t>
       </w:r>
+      <w:r>
+        <w:rPr>
+          <w:b/>
+          <w:bCs/>
+        </w:rPr>
+      </w:r>
     </w:p>
     <w:p>
       <w:pPr>
@@ -6443,6 +6469,686 @@
       <w:r>
         <w:t>je za continue last conversation</w:t>
       </w:r>
+    </w:p>
+    <w:p>
+      <w:r/>
+    </w:p>
+    <w:p>
+      <w:r/>
+    </w:p>
+    <w:p>
+      <w:r/>
+    </w:p>
+    <w:p>
+      <w:r/>
+    </w:p>
+    <w:p>
+      <w:r/>
+    </w:p>
+    <w:p>
+      <w:r/>
+    </w:p>
+    <w:p>
+      <w:r/>
+    </w:p>
+    <w:p>
+      <w:r/>
+    </w:p>
+    <w:p>
+      <w:r/>
+    </w:p>
+    <w:p>
+      <w:r/>
+    </w:p>
+    <w:p>
+      <w:r/>
+    </w:p>
+    <w:p>
+      <w:r/>
+    </w:p>
+    <w:p>
+      <w:pPr>
+        <w:pStyle w:val="para2"/>
+      </w:pPr>
+      <w:r>
+        <w:t>Claude Code In Desktop</w:t>
+      </w:r>
+    </w:p>
+    <w:p>
+      <w:r/>
+    </w:p>
+    <w:p>
+      <w:r>
+        <w:t xml:space="preserve">U claude code desktop app mozes da imas projects. </w:t>
+        <w:br w:type="textWrapping"/>
+        <w:t xml:space="preserve">Unutar project mozes da imas vise sesija. </w:t>
+        <w:br w:type="textWrapping"/>
+        <w:t xml:space="preserve">Mozes i da povezes svoj project na cloud pa tamo da imas isto pristup. </w:t>
+      </w:r>
+    </w:p>
+    <w:p>
+      <w:r/>
+    </w:p>
+    <w:p>
+      <w:r>
+        <w:t xml:space="preserve">Kada kliknes “new session” mozes odabrati projekat kojem zelis tu novu sesiju da pripojis. </w:t>
+      </w:r>
+    </w:p>
+    <w:p>
+      <w:r>
+        <w:t xml:space="preserve">Mozes birati i git branch ako ima git. </w:t>
+      </w:r>
+    </w:p>
+    <w:p>
+      <w:r/>
+    </w:p>
+    <w:p>
+      <w:r>
+        <w:t>Mozes choose i ako zelis local/cloud task.</w:t>
+      </w:r>
+    </w:p>
+    <w:p>
+      <w:r/>
+    </w:p>
+    <w:p>
+      <w:r>
+        <w:t xml:space="preserve">Claude code in desktop unutar prompta mozes i skillove da tagujes koje zelis da ti claude code koristi tokom prompta. Fazon da 100% pogodi neki skill jer si mu rekao. </w:t>
+        <w:br w:type="textWrapping"/>
+        <w:br w:type="textWrapping"/>
+        <w:t xml:space="preserve">Jako je kul cak. </w:t>
+      </w:r>
+    </w:p>
+    <w:p>
+      <w:r/>
+    </w:p>
+    <w:p>
+      <w:r>
+        <w:t xml:space="preserve">U top right corner aplikacije mozes da biras modove(npr tasks/plan mode i sl) u kojima zelis da se switchujes. </w:t>
+        <w:br w:type="textWrapping"/>
+        <w:br w:type="textWrapping"/>
+        <w:t xml:space="preserve">U top right imas i “preview mode” gde mozes da runnujes dev server, debugujes uz logove i vidis live izmene. </w:t>
+        <w:br w:type="textWrapping"/>
+        <w:t xml:space="preserve">Klikom na “set up” ce kickoff task da razume vise o development serveru. Store ce </w:t>
+      </w:r>
+      <w:r>
+        <w:rPr>
+          <w:b/>
+          <w:bCs/>
+        </w:rPr>
+        <w:t>launch.json</w:t>
+      </w:r>
+      <w:r>
+        <w:t xml:space="preserve"> file u .claude folderu da bi bolje razumeo o svemu i to zapamtio. </w:t>
+      </w:r>
+    </w:p>
+    <w:p>
+      <w:r>
+        <w:rPr>
+          <w:noProof/>
+        </w:rPr>
+        <w:drawing>
+          <wp:inline distT="114300" distB="114300" distL="114300" distR="114300">
+            <wp:extent cx="2651760" cy="2103120"/>
+            <wp:effectExtent l="0" t="0" r="0" b="0"/>
+            <wp:docPr id="24" name="Picture24"/>
+            <wp:cNvGraphicFramePr>
+              <a:graphicFrameLocks xmlns:a="http://schemas.openxmlformats.org/drawingml/2006/main" noChangeAspect="1"/>
+            </wp:cNvGraphicFramePr>
+            <a:graphic xmlns:a="http://schemas.openxmlformats.org/drawingml/2006/main">
+              <a:graphicData uri="http://schemas.openxmlformats.org/drawingml/2006/picture">
+                <pic:pic xmlns:pic="http://schemas.openxmlformats.org/drawingml/2006/picture">
+                  <pic:nvPicPr>
+                    <pic:cNvPr id="24" name="Picture24"/>
+                    <pic:cNvPicPr>
+                      <a:picLocks noChangeAspect="1"/>
+                      <a:extLst>
+                        <a:ext uri="sm">
+                          <sm:smNativeData xmlns:sm="sm" val="SMDATA_16_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"/>
+                        </a:ext>
+                      </a:extLst>
+                    </pic:cNvPicPr>
+                  </pic:nvPicPr>
+                  <pic:blipFill>
+                    <a:blip r:embed="rId31"/>
+                    <a:stretch>
+                      <a:fillRect/>
+                    </a:stretch>
+                  </pic:blipFill>
+                  <pic:spPr>
+                    <a:xfrm>
+                      <a:off x="0" y="0"/>
+                      <a:ext cx="2651760" cy="2103120"/>
+                    </a:xfrm>
+                    <a:prstGeom prst="rect">
+                      <a:avLst/>
+                    </a:prstGeom>
+                    <a:noFill/>
+                    <a:ln w="12700">
+                      <a:noFill/>
+                    </a:ln>
+                  </pic:spPr>
+                </pic:pic>
+              </a:graphicData>
+            </a:graphic>
+          </wp:inline>
+        </w:drawing>
+      </w:r>
+      <w:r/>
+    </w:p>
+    <w:p>
+      <w:r/>
+    </w:p>
+    <w:p>
+      <w:pPr>
+        <w:pStyle w:val="para2"/>
+      </w:pPr>
+      <w:r>
+        <w:t>Configuring claude code desktop</w:t>
+      </w:r>
+    </w:p>
+    <w:p>
+      <w:r/>
+    </w:p>
+    <w:p>
+      <w:r>
+        <w:t>Unutar “Claude Code” settings mozes konfigurisati claude code. Bypass permissions mode, branch prefix, preview enable/disable, persist preview sessions itd...</w:t>
+      </w:r>
+    </w:p>
+    <w:p>
+      <w:r/>
+    </w:p>
+    <w:p>
+      <w:r>
+        <w:t xml:space="preserve">worktree location -&gt; worktree je u sustini klon tvog git history u toj grani na kojoj mozes raditi izmene claude code-u. </w:t>
+      </w:r>
+    </w:p>
+    <w:p>
+      <w:r/>
+    </w:p>
+    <w:p>
+      <w:r>
+        <w:t xml:space="preserve">Unutar “customize” mozes dodati skills rucno ili pre-authored skills suggested by anthropic. </w:t>
+        <w:br w:type="textWrapping"/>
+        <w:t>Unutar “connectors” mozes konfigurisati connection to github.</w:t>
+        <w:br w:type="textWrapping"/>
+        <w:t xml:space="preserve">Imas i plugins. </w:t>
+      </w:r>
+    </w:p>
+    <w:p>
+      <w:r/>
+    </w:p>
+    <w:p>
+      <w:pPr>
+        <w:pStyle w:val="para3"/>
+      </w:pPr>
+      <w:r>
+        <w:t>Dispatch feature(claude general feature, nije claude code only)</w:t>
+      </w:r>
+    </w:p>
+    <w:p>
+      <w:r/>
+    </w:p>
+    <w:p>
+      <w:r>
+        <w:t xml:space="preserve">Moras je enable i ideja je da sa svog telefona dispatchujes task tvom lokalnom running desktop claude code-u. Ako ti je masina ukljucena i imas dispatch enabled onda mozes slati taskove svom racunaru. </w:t>
+      </w:r>
+    </w:p>
+    <w:p>
+      <w:r>
+        <w:br w:type="textWrapping"/>
+        <w:t xml:space="preserve">Ako zelis da odradis dispatch takodje bitno je za napomenuti da moras da das “hint” ako zelis da ga dispatchujes claude code-u unutar projekta “x”. Nece se automatski prikaciti na adekvatan claude alat jer je dostupno i u claude chat, claude cowork i claude code. Istovremeno koristis neki od ta tri. </w:t>
+      </w:r>
+    </w:p>
+    <w:p>
+      <w:r/>
+    </w:p>
+    <w:p>
+      <w:r>
+        <w:rPr>
+          <w:noProof/>
+        </w:rPr>
+        <w:drawing>
+          <wp:inline distT="114300" distB="114300" distL="114300" distR="114300">
+            <wp:extent cx="3368040" cy="1470660"/>
+            <wp:effectExtent l="0" t="0" r="0" b="0"/>
+            <wp:docPr id="25" name="Picture25"/>
+            <wp:cNvGraphicFramePr>
+              <a:graphicFrameLocks xmlns:a="http://schemas.openxmlformats.org/drawingml/2006/main" noChangeAspect="1"/>
+            </wp:cNvGraphicFramePr>
+            <a:graphic xmlns:a="http://schemas.openxmlformats.org/drawingml/2006/main">
+              <a:graphicData uri="http://schemas.openxmlformats.org/drawingml/2006/picture">
+                <pic:pic xmlns:pic="http://schemas.openxmlformats.org/drawingml/2006/picture">
+                  <pic:nvPicPr>
+                    <pic:cNvPr id="25" name="Picture25"/>
+                    <pic:cNvPicPr>
+                      <a:picLocks noChangeAspect="1"/>
+                      <a:extLst>
+                        <a:ext uri="sm">
+                          <sm:smNativeData xmlns:sm="sm" val="SMDATA_16_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"/>
+                        </a:ext>
+                      </a:extLst>
+                    </pic:cNvPicPr>
+                  </pic:nvPicPr>
+                  <pic:blipFill>
+                    <a:blip r:embed="rId32"/>
+                    <a:stretch>
+                      <a:fillRect/>
+                    </a:stretch>
+                  </pic:blipFill>
+                  <pic:spPr>
+                    <a:xfrm>
+                      <a:off x="0" y="0"/>
+                      <a:ext cx="3368040" cy="1470660"/>
+                    </a:xfrm>
+                    <a:prstGeom prst="rect">
+                      <a:avLst/>
+                    </a:prstGeom>
+                    <a:noFill/>
+                    <a:ln w="12700">
+                      <a:noFill/>
+                    </a:ln>
+                  </pic:spPr>
+                </pic:pic>
+              </a:graphicData>
+            </a:graphic>
+          </wp:inline>
+        </w:drawing>
+      </w:r>
+      <w:r/>
+    </w:p>
+    <w:p>
+      <w:r/>
+    </w:p>
+    <w:p>
+      <w:r>
+        <w:rPr>
+          <w:noProof/>
+        </w:rPr>
+        <w:drawing>
+          <wp:inline distT="114300" distB="114300" distL="114300" distR="114300">
+            <wp:extent cx="5715000" cy="3169920"/>
+            <wp:effectExtent l="0" t="0" r="0" b="0"/>
+            <wp:docPr id="26" name="Picture26"/>
+            <wp:cNvGraphicFramePr>
+              <a:graphicFrameLocks xmlns:a="http://schemas.openxmlformats.org/drawingml/2006/main" noChangeAspect="1"/>
+            </wp:cNvGraphicFramePr>
+            <a:graphic xmlns:a="http://schemas.openxmlformats.org/drawingml/2006/main">
+              <a:graphicData uri="http://schemas.openxmlformats.org/drawingml/2006/picture">
+                <pic:pic xmlns:pic="http://schemas.openxmlformats.org/drawingml/2006/picture">
+                  <pic:nvPicPr>
+                    <pic:cNvPr id="26" name="Picture26"/>
+                    <pic:cNvPicPr>
+                      <a:picLocks noChangeAspect="1"/>
+                      <a:extLst>
+                        <a:ext uri="sm">
+                          <sm:smNativeData xmlns:sm="sm" val="SMDATA_16_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"/>
+                        </a:ext>
+                      </a:extLst>
+                    </pic:cNvPicPr>
+                  </pic:nvPicPr>
+                  <pic:blipFill>
+                    <a:blip r:embed="rId33"/>
+                    <a:stretch>
+                      <a:fillRect/>
+                    </a:stretch>
+                  </pic:blipFill>
+                  <pic:spPr>
+                    <a:xfrm>
+                      <a:off x="0" y="0"/>
+                      <a:ext cx="5715000" cy="3169920"/>
+                    </a:xfrm>
+                    <a:prstGeom prst="rect">
+                      <a:avLst/>
+                    </a:prstGeom>
+                    <a:noFill/>
+                    <a:ln w="12700">
+                      <a:noFill/>
+                    </a:ln>
+                  </pic:spPr>
+                </pic:pic>
+              </a:graphicData>
+            </a:graphic>
+          </wp:inline>
+        </w:drawing>
+      </w:r>
+      <w:r/>
+    </w:p>
+    <w:p>
+      <w:r>
+        <w:t xml:space="preserve"> </w:t>
+      </w:r>
+    </w:p>
+    <w:p>
+      <w:r>
+        <w:t xml:space="preserve">Ovde mozes biti kreativan i traziti da ti claude napravi excel fileove, da ti otvori browser i spremi seriju i slicno. Nije samo za kodiranje. </w:t>
+      </w:r>
+    </w:p>
+    <w:p>
+      <w:pPr>
+        <w:pStyle w:val="para3"/>
+      </w:pPr>
+      <w:r>
+        <w:t>Claude Code remote controle</w:t>
+      </w:r>
+    </w:p>
+    <w:p>
+      <w:r/>
+    </w:p>
+    <w:p>
+      <w:pPr>
+        <w:rPr>
+          <w:b/>
+          <w:bCs/>
+        </w:rPr>
+      </w:pPr>
+      <w:r>
+        <w:rPr>
+          <w:b/>
+          <w:bCs/>
+        </w:rPr>
+        <w:t>&gt;: /remote-control</w:t>
+      </w:r>
+    </w:p>
+    <w:p>
+      <w:pPr>
+        <w:rPr>
+          <w:b/>
+          <w:bCs/>
+        </w:rPr>
+      </w:pPr>
+      <w:r>
+        <w:rPr>
+          <w:b/>
+          <w:bCs/>
+        </w:rPr>
+      </w:r>
+    </w:p>
+    <w:p>
+      <w:pPr>
+        <w:rPr>
+          <w:b/>
+          <w:bCs/>
+        </w:rPr>
+      </w:pPr>
+      <w:r>
+        <w:rPr>
+          <w:b/>
+          <w:bCs/>
+        </w:rPr>
+        <w:t>ako nemas active session onda &gt;: claude remote-control</w:t>
+      </w:r>
+    </w:p>
+    <w:p>
+      <w:pPr>
+        <w:rPr>
+          <w:b/>
+          <w:bCs/>
+        </w:rPr>
+      </w:pPr>
+      <w:r>
+        <w:rPr>
+          <w:b/>
+          <w:bCs/>
+        </w:rPr>
+      </w:r>
+    </w:p>
+    <w:p>
+      <w:r>
+        <w:t xml:space="preserve">Ideja iza </w:t>
+      </w:r>
+      <w:r>
+        <w:rPr>
+          <w:b/>
+          <w:bCs/>
+        </w:rPr>
+        <w:t>remote control</w:t>
+      </w:r>
+      <w:r>
+        <w:t xml:space="preserve"> je da mozes nastaviti claude sesiju sa nekog drugog mesta - npr sa mobilnog telefona. Slicno kao dispatch, ali samo sto u ovom slucaju ta sesija ce se “attachovati” na projekat ili nastaviti trenutnu sesiju(iliti trenutno aktivnu sesiju)(mozes i resume neku prethodnu sesiju) </w:t>
+      </w:r>
+    </w:p>
+    <w:p>
+      <w:r/>
+    </w:p>
+    <w:p>
+      <w:r/>
+    </w:p>
+    <w:p>
+      <w:r>
+        <w:t xml:space="preserve">/remote-control ako moras da napustis npr racunar i odes negde, mozes preko remote control da nastavis svoj rad. </w:t>
+      </w:r>
+    </w:p>
+    <w:p>
+      <w:pPr>
+        <w:rPr>
+          <w:b/>
+          <w:bCs/>
+        </w:rPr>
+      </w:pPr>
+      <w:r>
+        <w:t xml:space="preserve">Trenutno ovo je </w:t>
+      </w:r>
+      <w:r>
+        <w:rPr>
+          <w:b/>
+          <w:bCs/>
+        </w:rPr>
+        <w:t xml:space="preserve">CLI ONLY. </w:t>
+      </w:r>
+      <w:r>
+        <w:rPr>
+          <w:b/>
+          <w:bCs/>
+        </w:rPr>
+      </w:r>
+    </w:p>
+    <w:p>
+      <w:pPr>
+        <w:rPr>
+          <w:b/>
+          <w:bCs/>
+        </w:rPr>
+      </w:pPr>
+      <w:r>
+        <w:rPr>
+          <w:b/>
+          <w:bCs/>
+        </w:rPr>
+      </w:r>
+    </w:p>
+    <w:p>
+      <w:r>
+        <w:t xml:space="preserve">Inicijalizujes je(remote sesiju) sa uredjaja gde zelis da izvrsavas komande i povezes remote device u tu sesiju. </w:t>
+        <w:br w:type="textWrapping"/>
+        <w:t xml:space="preserve">Sa dispatch ti inicijalizujes novu sesiju sa remote uredjaja. To je razlika. </w:t>
+      </w:r>
+    </w:p>
+    <w:p>
+      <w:r>
+        <w:br w:type="textWrapping"/>
+        <w:t xml:space="preserve">Tokom remote sesije tvoj PC mora biti ukljucen i ne sme u sleep. Mozes startovati remote sesiju na telefon ako je PC ukljucen i ako se ta pravila poklapaju. </w:t>
+        <w:br w:type="textWrapping"/>
+        <w:br w:type="textWrapping"/>
+        <w:t xml:space="preserve">Remote session se mora setupovati, ali sustina je da ti mozes da targetujes sesiju i projekat i da izvrsavas komande na lokalnom claude code-u. Progress ceo ce se pokazati na mobile device, ali ce se sve izvrsiti na lokalnoj masini. </w:t>
+      </w:r>
+    </w:p>
+    <w:p>
+      <w:r>
+        <w:br w:type="textWrapping"/>
+        <w:t xml:space="preserve">Dakle mozes i aktivnu konverzaciju preneti na telefon sa PC-a. </w:t>
+      </w:r>
+    </w:p>
+    <w:p>
+      <w:r>
+        <w:t xml:space="preserve">Zato sto se izvrsava na tvom PC onda ces imati i access istim skillovima i fileovima. </w:t>
+      </w:r>
+    </w:p>
+    <w:p>
+      <w:r/>
+    </w:p>
+    <w:p>
+      <w:pPr>
+        <w:pStyle w:val="para3"/>
+      </w:pPr>
+      <w:r>
+        <w:t>Claude Code Channels</w:t>
+      </w:r>
+    </w:p>
+    <w:p>
+      <w:r/>
+    </w:p>
+    <w:p>
+      <w:r>
+        <w:t xml:space="preserve">Mozes setupovati svoj communication channel(whatsapp/slack/telegram) i na taj nacin komunicirati sa svojim claude code. Mozes i konkretno svoj communication channel setupovati. </w:t>
+      </w:r>
+    </w:p>
+    <w:p>
+      <w:r/>
+    </w:p>
+    <w:p>
+      <w:pPr>
+        <w:rPr>
+          <w:b/>
+          <w:bCs/>
+        </w:rPr>
+      </w:pPr>
+      <w:r>
+        <w:rPr>
+          <w:b/>
+          <w:bCs/>
+        </w:rPr>
+        <w:t>&gt;: /plugin install telegram@claude-plugins-official</w:t>
+      </w:r>
+    </w:p>
+    <w:p>
+      <w:r/>
+    </w:p>
+    <w:p>
+      <w:r>
+        <w:t>Plugin distribuiran od strane anthropica. Za ostatak iskreno necu ni gledati jer mi nema poente. Ovo je vise kao neki “Goodie”.</w:t>
+      </w:r>
+    </w:p>
+    <w:p>
+      <w:r/>
+    </w:p>
+    <w:p>
+      <w:r/>
+    </w:p>
+    <w:p>
+      <w:r/>
+    </w:p>
+    <w:p>
+      <w:r/>
+    </w:p>
+    <w:p>
+      <w:pPr>
+        <w:pStyle w:val="para3"/>
+      </w:pPr>
+      <w:r>
+        <w:t>Routines feature(scheduling a task)</w:t>
+      </w:r>
+    </w:p>
+    <w:p>
+      <w:r/>
+    </w:p>
+    <w:p>
+      <w:r>
+        <w:rPr>
+          <w:b/>
+          <w:bCs/>
+        </w:rPr>
+        <w:t xml:space="preserve">&gt;: /schedule - </w:t>
+      </w:r>
+      <w:r>
+        <w:t>kroz claude code CLI</w:t>
+      </w:r>
+    </w:p>
+    <w:p>
+      <w:pPr>
+        <w:rPr>
+          <w:b/>
+          <w:bCs/>
+        </w:rPr>
+      </w:pPr>
+      <w:r>
+        <w:rPr>
+          <w:b/>
+          <w:bCs/>
+        </w:rPr>
+      </w:r>
+    </w:p>
+    <w:p>
+      <w:r>
+        <w:t>Moze biti remote ili local.</w:t>
+      </w:r>
+    </w:p>
+    <w:p>
+      <w:r>
+        <w:br w:type="textWrapping"/>
+      </w:r>
+      <w:r>
+        <w:rPr>
+          <w:noProof/>
+        </w:rPr>
+        <w:drawing>
+          <wp:inline distT="114300" distB="114300" distL="114300" distR="114300">
+            <wp:extent cx="4587240" cy="4175760"/>
+            <wp:effectExtent l="0" t="0" r="0" b="0"/>
+            <wp:docPr id="27" name="Picture27"/>
+            <wp:cNvGraphicFramePr>
+              <a:graphicFrameLocks xmlns:a="http://schemas.openxmlformats.org/drawingml/2006/main" noChangeAspect="1"/>
+            </wp:cNvGraphicFramePr>
+            <a:graphic xmlns:a="http://schemas.openxmlformats.org/drawingml/2006/main">
+              <a:graphicData uri="http://schemas.openxmlformats.org/drawingml/2006/picture">
+                <pic:pic xmlns:pic="http://schemas.openxmlformats.org/drawingml/2006/picture">
+                  <pic:nvPicPr>
+                    <pic:cNvPr id="27" name="Picture27"/>
+                    <pic:cNvPicPr>
+                      <a:picLocks noChangeAspect="1"/>
+                      <a:extLst>
+                        <a:ext uri="sm">
+                          <sm:smNativeData xmlns:sm="sm" val="SMDATA_16_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"/>
+                        </a:ext>
+                      </a:extLst>
+                    </pic:cNvPicPr>
+                  </pic:nvPicPr>
+                  <pic:blipFill>
+                    <a:blip r:embed="rId34"/>
+                    <a:stretch>
+                      <a:fillRect/>
+                    </a:stretch>
+                  </pic:blipFill>
+                  <pic:spPr>
+                    <a:xfrm>
+                      <a:off x="0" y="0"/>
+                      <a:ext cx="4587240" cy="4175760"/>
+                    </a:xfrm>
+                    <a:prstGeom prst="rect">
+                      <a:avLst/>
+                    </a:prstGeom>
+                    <a:noFill/>
+                    <a:ln w="12700">
+                      <a:noFill/>
+                    </a:ln>
+                  </pic:spPr>
+                </pic:pic>
+              </a:graphicData>
+            </a:graphic>
+          </wp:inline>
+        </w:drawing>
+      </w:r>
+      <w:r/>
+    </w:p>
+    <w:p>
+      <w:r/>
+    </w:p>
+    <w:p>
+      <w:r>
+        <w:t>U sustini rutina je kada ti das neki task(kroz description) claude-u i das mu da ga on izvrsava na nekom timeru. Mozes ga povezati na folder ili file, mozes mu dati permissions(bypass permissions isto)...itd.</w:t>
+      </w:r>
+    </w:p>
+    <w:p>
+      <w:r/>
     </w:p>
     <w:p>
       <w:r/>
